--- a/docs/Deploying-a-Kafka-Event-Broker-in-VAST-5.4.docx
+++ b/docs/Deploying-a-Kafka-Event-Broker-in-VAST-5.4.docx
@@ -146,17 +146,9 @@
     <w:p>
       <w:r>
         <w:fldChar w:fldCharType="begin"/>
-      </w:r>
-      <w:r>
         <w:instrText xml:space="preserve">TOC \o "1-2" \h \z \u</w:instrText>
-      </w:r>
-      <w:r>
         <w:fldChar w:fldCharType="separate"/>
-      </w:r>
-      <w:r>
         <w:t>Table of contents — open in Microsoft Word to populate.</w:t>
-      </w:r>
-      <w:r>
         <w:fldChar w:fldCharType="end"/>
       </w:r>
     </w:p>
@@ -6381,7 +6373,7 @@
           <w:color w:val="3C4E66"/>
           <w:sz w:val="21"/>
         </w:rPr>
-        <w:t>Prebuilt standalone executables are published on the repository's Releases page for:</w:t>
+        <w:t xml:space="preserve">Prebuilt standalone executables are published in the repository and can be downloaded directly, as a single file, for:</w:t>
       </w:r>
     </w:p>
     <w:p>
@@ -6429,7 +6421,7 @@
           <w:color w:val="3C4E66"/>
           <w:sz w:val="21"/>
         </w:rPr>
-        <w:t>Each release archive contains the executable and an example configuration file. No Python installation is required. Download the archive for your platform and extract it:</w:t>
+        <w:t xml:space="preserve">Each download is a single self-contained executable: there is no archive to extract, and no Python installation is required on the host that runs it. Download the file for your platform:</w:t>
       </w:r>
     </w:p>
     <w:tbl>
@@ -6477,7 +6469,77 @@
                 <w:color w:val="0F2042"/>
                 <w:sz w:val="18"/>
               </w:rPr>
-              <w:t>tar -xzf s3_event_consumer-&lt;version&gt;-&lt;platform&gt;.tar.gz</w:t>
+              <w:t xml:space="preserve"># Linux x86_64</w:t>
+            </w:r>
+          </w:p>
+          <w:p>
+            <w:pPr>
+              <w:spacing w:after="0" w:line="259" w:lineRule="auto"/>
+            </w:pPr>
+            <w:r>
+              <w:rPr>
+                <w:rFonts w:ascii="Courier New" w:hAnsi="Courier New" w:cs="Courier New"/>
+                <w:b w:val="0"/>
+                <w:i w:val="0"/>
+                <w:color w:val="0F2042"/>
+                <w:sz w:val="18"/>
+              </w:rPr>
+              <w:t xml:space="preserve">curl -LO https://raw.githubusercontent.com/kmacvast/s3_event_consumer/main/bin/linux-x86_64/s3_event_consumer</w:t>
+            </w:r>
+          </w:p>
+          <w:p>
+            <w:pPr>
+              <w:spacing w:after="0" w:line="259" w:lineRule="auto"/>
+            </w:pPr>
+          </w:p>
+          <w:p>
+            <w:pPr>
+              <w:spacing w:after="0" w:line="259" w:lineRule="auto"/>
+            </w:pPr>
+            <w:r>
+              <w:rPr>
+                <w:rFonts w:ascii="Courier New" w:hAnsi="Courier New" w:cs="Courier New"/>
+                <w:b w:val="0"/>
+                <w:i w:val="0"/>
+                <w:color w:val="0F2042"/>
+                <w:sz w:val="18"/>
+              </w:rPr>
+              <w:t xml:space="preserve"># macOS ARM64 / Apple Silicon</w:t>
+            </w:r>
+          </w:p>
+          <w:p>
+            <w:pPr>
+              <w:spacing w:after="0" w:line="259" w:lineRule="auto"/>
+            </w:pPr>
+            <w:r>
+              <w:rPr>
+                <w:rFonts w:ascii="Courier New" w:hAnsi="Courier New" w:cs="Courier New"/>
+                <w:b w:val="0"/>
+                <w:i w:val="0"/>
+                <w:color w:val="0F2042"/>
+                <w:sz w:val="18"/>
+              </w:rPr>
+              <w:t xml:space="preserve">curl -LO https://raw.githubusercontent.com/kmacvast/s3_event_consumer/main/bin/macos-arm64/s3_event_consumer</w:t>
+            </w:r>
+          </w:p>
+          <w:p>
+            <w:pPr>
+              <w:spacing w:after="0" w:line="259" w:lineRule="auto"/>
+            </w:pPr>
+          </w:p>
+          <w:p>
+            <w:pPr>
+              <w:spacing w:after="0" w:line="259" w:lineRule="auto"/>
+            </w:pPr>
+            <w:r>
+              <w:rPr>
+                <w:rFonts w:ascii="Courier New" w:hAnsi="Courier New" w:cs="Courier New"/>
+                <w:b w:val="0"/>
+                <w:i w:val="0"/>
+                <w:color w:val="0F2042"/>
+                <w:sz w:val="18"/>
+              </w:rPr>
+              <w:t xml:space="preserve">chmod +x s3_event_consumer</w:t>
             </w:r>
           </w:p>
         </w:tc>
@@ -6487,6 +6549,21 @@
       <w:pPr>
         <w:spacing w:before="0" w:after="120" w:line="276" w:lineRule="auto"/>
       </w:pPr>
+    </w:p>
+    <w:p>
+      <w:pPr>
+        <w:spacing w:before="0" w:after="120" w:line="276" w:lineRule="auto"/>
+      </w:pPr>
+      <w:r>
+        <w:rPr>
+          <w:rFonts w:ascii="Arial" w:hAnsi="Arial" w:cs="Arial"/>
+          <w:b w:val="0"/>
+          <w:i w:val="0"/>
+          <w:color w:val="3C4E66"/>
+          <w:sz w:val="21"/>
+        </w:rPr>
+        <w:t xml:space="preserve">The chmod +x step is only required if the download did not preserve the executable permission; web browsers and some file-transfer methods remove it.</w:t>
+      </w:r>
     </w:p>
     <w:tbl>
       <w:tblPr>
@@ -6563,7 +6640,7 @@
                 <w:color w:val="0F2042"/>
                 <w:sz w:val="20"/>
               </w:rPr>
-              <w:t xml:space="preserve">macOS: the executable is not code-signed or notarized. Extracting the archive with </w:t>
+              <w:t xml:space="preserve">macOS: the executable is ad-hoc signed rather than notarized. A file downloaded with a web browser is quarantined by Gatekeeper; downloading with </w:t>
             </w:r>
             <w:r>
               <w:rPr>
@@ -6573,7 +6650,7 @@
                 <w:color w:val="137DA0"/>
                 <w:sz w:val="19"/>
               </w:rPr>
-              <w:t>tar</w:t>
+              <w:t xml:space="preserve">curl</w:t>
             </w:r>
             <w:r>
               <w:rPr>
@@ -6583,7 +6660,7 @@
                 <w:color w:val="0F2042"/>
                 <w:sz w:val="20"/>
               </w:rPr>
-              <w:t xml:space="preserve"> in Terminal leaves it unquarantined and it runs normally. If macOS does block it, remove the quarantine attribute before the first run with </w:t>
+              <w:t xml:space="preserve"> avoids this. If macOS does block it, remove the quarantine attribute before the first run with </w:t>
             </w:r>
             <w:r>
               <w:rPr>
@@ -6593,7 +6670,7 @@
                 <w:color w:val="137DA0"/>
                 <w:sz w:val="19"/>
               </w:rPr>
-              <w:t>xattr -d com.apple.quarantine ./s3_event_consumer</w:t>
+              <w:t xml:space="preserve">xattr -d com.apple.quarantine ./s3_event_consumer</w:t>
             </w:r>
             <w:r>
               <w:rPr>
@@ -6603,7 +6680,7 @@
                 <w:color w:val="0F2042"/>
                 <w:sz w:val="20"/>
               </w:rPr>
-              <w:t xml:space="preserve"> — once a quarantined binary has been blocked, clearing the attribute afterwards does not help and the file must be re-extracted. Do not disable operating-system security settings globally.</w:t>
+              <w:t xml:space="preserve"> — once a quarantined binary has been blocked, clearing the attribute afterwards does not help and the file must be downloaded again. Do not disable operating-system security settings globally.</w:t>
             </w:r>
           </w:p>
         </w:tc>
@@ -6851,7 +6928,7 @@
           <w:color w:val="3C4E66"/>
           <w:sz w:val="21"/>
         </w:rPr>
-        <w:t>The consumer reads a single external JSON configuration file. Nothing is embedded in the executable. Create your configuration from the shipped example:</w:t>
+        <w:t xml:space="preserve">The consumer reads a single external JSON configuration file. Nothing is embedded in the executable. Create your configuration from the shipped example, downloading the example first if only the executable was obtained:</w:t>
       </w:r>
     </w:p>
     <w:tbl>
@@ -6899,7 +6976,42 @@
                 <w:color w:val="0F2042"/>
                 <w:sz w:val="18"/>
               </w:rPr>
-              <w:t>cp s3_consumer_config.example.json s3_consumer_config.json</w:t>
+              <w:t xml:space="preserve">cp s3_consumer_config.example.json s3_consumer_config.json</w:t>
+            </w:r>
+          </w:p>
+          <w:p>
+            <w:pPr>
+              <w:spacing w:after="0" w:line="259" w:lineRule="auto"/>
+            </w:pPr>
+          </w:p>
+          <w:p>
+            <w:pPr>
+              <w:spacing w:after="0" w:line="259" w:lineRule="auto"/>
+            </w:pPr>
+            <w:r>
+              <w:rPr>
+                <w:rFonts w:ascii="Courier New" w:hAnsi="Courier New" w:cs="Courier New"/>
+                <w:b w:val="0"/>
+                <w:i w:val="0"/>
+                <w:color w:val="0F2042"/>
+                <w:sz w:val="18"/>
+              </w:rPr>
+              <w:t xml:space="preserve"># or, if only the executable was downloaded:</w:t>
+            </w:r>
+          </w:p>
+          <w:p>
+            <w:pPr>
+              <w:spacing w:after="0" w:line="259" w:lineRule="auto"/>
+            </w:pPr>
+            <w:r>
+              <w:rPr>
+                <w:rFonts w:ascii="Courier New" w:hAnsi="Courier New" w:cs="Courier New"/>
+                <w:b w:val="0"/>
+                <w:i w:val="0"/>
+                <w:color w:val="0F2042"/>
+                <w:sz w:val="18"/>
+              </w:rPr>
+              <w:t xml:space="preserve">curl -L -o s3_consumer_config.json https://raw.githubusercontent.com/kmacvast/s3_event_consumer/main/s3_consumer_config.example.json</w:t>
             </w:r>
           </w:p>
         </w:tc>
